--- a/БКС/часть 2/отчёты/Лабораторная работа 2.docx
+++ b/БКС/часть 2/отчёты/Лабораторная работа 2.docx
@@ -129,29 +129,7 @@
           <w:szCs w:val="28"/>
         </w:rPr>
         <w:br/>
-        <w:t>(</w:t>
-      </w:r>
-      <w:proofErr w:type="spellStart"/>
-      <w:r>
-        <w:rPr>
-          <w:rFonts w:ascii="Times New Roman" w:hAnsi="Times New Roman" w:cs="Times New Roman"/>
-          <w:b/>
-          <w:bCs/>
-          <w:sz w:val="28"/>
-          <w:szCs w:val="28"/>
-        </w:rPr>
-        <w:t>СПбГУТ</w:t>
-      </w:r>
-      <w:proofErr w:type="spellEnd"/>
-      <w:r>
-        <w:rPr>
-          <w:rFonts w:ascii="Times New Roman" w:hAnsi="Times New Roman" w:cs="Times New Roman"/>
-          <w:b/>
-          <w:bCs/>
-          <w:sz w:val="28"/>
-          <w:szCs w:val="28"/>
-        </w:rPr>
-        <w:t>)</w:t>
+        <w:t>(СПбГУТ)</w:t>
       </w:r>
       <w:bookmarkEnd w:id="0"/>
       <w:r>
@@ -469,23 +447,13 @@
         </w:rPr>
         <w:t xml:space="preserve">: </w:t>
       </w:r>
-      <w:proofErr w:type="spellStart"/>
-      <w:r>
-        <w:rPr>
-          <w:rFonts w:ascii="Times New Roman" w:hAnsi="Times New Roman" w:cs="Times New Roman"/>
-          <w:sz w:val="28"/>
-          <w:szCs w:val="28"/>
-        </w:rPr>
-        <w:t>Беккель</w:t>
-      </w:r>
-      <w:proofErr w:type="spellEnd"/>
-      <w:r>
-        <w:rPr>
-          <w:rFonts w:ascii="Times New Roman" w:hAnsi="Times New Roman" w:cs="Times New Roman"/>
-          <w:sz w:val="28"/>
-          <w:szCs w:val="28"/>
-        </w:rPr>
-        <w:t xml:space="preserve"> Л.С.</w:t>
+      <w:r>
+        <w:rPr>
+          <w:rFonts w:ascii="Times New Roman" w:hAnsi="Times New Roman" w:cs="Times New Roman"/>
+          <w:sz w:val="28"/>
+          <w:szCs w:val="28"/>
+        </w:rPr>
+        <w:t>Беккель Л.С.</w:t>
       </w:r>
     </w:p>
     <w:p>
@@ -506,23 +474,13 @@
         <w:t xml:space="preserve">«__» _____ 2025 г. ________ / </w:t>
       </w:r>
       <w:bookmarkEnd w:id="3"/>
-      <w:proofErr w:type="spellStart"/>
-      <w:r>
-        <w:rPr>
-          <w:rFonts w:ascii="Times New Roman" w:hAnsi="Times New Roman" w:cs="Times New Roman"/>
-          <w:sz w:val="28"/>
-          <w:szCs w:val="28"/>
-        </w:rPr>
-        <w:t>Беккель</w:t>
-      </w:r>
-      <w:proofErr w:type="spellEnd"/>
-      <w:r>
-        <w:rPr>
-          <w:rFonts w:ascii="Times New Roman" w:hAnsi="Times New Roman" w:cs="Times New Roman"/>
-          <w:sz w:val="28"/>
-          <w:szCs w:val="28"/>
-        </w:rPr>
-        <w:t xml:space="preserve"> Л.С.</w:t>
+      <w:r>
+        <w:rPr>
+          <w:rFonts w:ascii="Times New Roman" w:hAnsi="Times New Roman" w:cs="Times New Roman"/>
+          <w:sz w:val="28"/>
+          <w:szCs w:val="28"/>
+        </w:rPr>
+        <w:t>Беккель Л.С.</w:t>
       </w:r>
     </w:p>
     <w:p>
@@ -572,25 +530,7 @@
           <w:sz w:val="28"/>
           <w:szCs w:val="28"/>
         </w:rPr>
-        <w:t xml:space="preserve">Подключение к </w:t>
-      </w:r>
-      <w:proofErr w:type="spellStart"/>
-      <w:r>
-        <w:rPr>
-          <w:rFonts w:ascii="Times New Roman" w:hAnsi="Times New Roman" w:cs="Times New Roman"/>
-          <w:sz w:val="28"/>
-          <w:szCs w:val="28"/>
-        </w:rPr>
-        <w:t>vESR</w:t>
-      </w:r>
-      <w:proofErr w:type="spellEnd"/>
-      <w:r>
-        <w:rPr>
-          <w:rFonts w:ascii="Times New Roman" w:hAnsi="Times New Roman" w:cs="Times New Roman"/>
-          <w:sz w:val="28"/>
-          <w:szCs w:val="28"/>
-        </w:rPr>
-        <w:t xml:space="preserve">; </w:t>
+        <w:t xml:space="preserve">Подключение к vESR; </w:t>
       </w:r>
     </w:p>
     <w:p>
@@ -780,6 +720,9 @@
         <w:keepNext/>
       </w:pPr>
       <w:r>
+        <w:rPr>
+          <w:noProof/>
+        </w:rPr>
         <w:drawing>
           <wp:inline distT="0" distB="0" distL="0" distR="0" wp14:anchorId="38A6AFC6" wp14:editId="5234F809">
             <wp:extent cx="5940425" cy="4091940"/>
@@ -906,45 +849,8 @@
           <w:sz w:val="24"/>
           <w:szCs w:val="24"/>
         </w:rPr>
-        <w:t xml:space="preserve">. Введение команды </w:t>
-      </w:r>
-      <w:proofErr w:type="spellStart"/>
-      <w:r>
-        <w:rPr>
-          <w:rFonts w:ascii="Times New Roman" w:hAnsi="Times New Roman" w:cs="Times New Roman"/>
-          <w:i w:val="0"/>
-          <w:iCs w:val="0"/>
-          <w:color w:val="000000" w:themeColor="text1"/>
-          <w:sz w:val="24"/>
-          <w:szCs w:val="24"/>
-        </w:rPr>
-        <w:t>show</w:t>
-      </w:r>
-      <w:proofErr w:type="spellEnd"/>
-      <w:r>
-        <w:rPr>
-          <w:rFonts w:ascii="Times New Roman" w:hAnsi="Times New Roman" w:cs="Times New Roman"/>
-          <w:i w:val="0"/>
-          <w:iCs w:val="0"/>
-          <w:color w:val="000000" w:themeColor="text1"/>
-          <w:sz w:val="24"/>
-          <w:szCs w:val="24"/>
-        </w:rPr>
-        <w:t xml:space="preserve"> </w:t>
-      </w:r>
-      <w:proofErr w:type="spellStart"/>
-      <w:r>
-        <w:rPr>
-          <w:rFonts w:ascii="Times New Roman" w:hAnsi="Times New Roman" w:cs="Times New Roman"/>
-          <w:i w:val="0"/>
-          <w:iCs w:val="0"/>
-          <w:color w:val="000000" w:themeColor="text1"/>
-          <w:sz w:val="24"/>
-          <w:szCs w:val="24"/>
-        </w:rPr>
-        <w:t>system</w:t>
-      </w:r>
-      <w:proofErr w:type="spellEnd"/>
+        <w:t>. Введение команды show system</w:t>
+      </w:r>
     </w:p>
     <w:p>
       <w:pPr>
@@ -965,25 +871,7 @@
           <w:sz w:val="28"/>
           <w:szCs w:val="28"/>
         </w:rPr>
-        <w:t>Проверка текущей конфигурации (</w:t>
-      </w:r>
-      <w:proofErr w:type="spellStart"/>
-      <w:r>
-        <w:rPr>
-          <w:rFonts w:ascii="Times New Roman" w:hAnsi="Times New Roman" w:cs="Times New Roman"/>
-          <w:sz w:val="28"/>
-          <w:szCs w:val="28"/>
-        </w:rPr>
-        <w:t>running-config</w:t>
-      </w:r>
-      <w:proofErr w:type="spellEnd"/>
-      <w:r>
-        <w:rPr>
-          <w:rFonts w:ascii="Times New Roman" w:hAnsi="Times New Roman" w:cs="Times New Roman"/>
-          <w:sz w:val="28"/>
-          <w:szCs w:val="28"/>
-        </w:rPr>
-        <w:t>):</w:t>
+        <w:t>Проверка текущей конфигурации (running-config):</w:t>
       </w:r>
     </w:p>
     <w:p>
@@ -1120,45 +1008,8 @@
           <w:sz w:val="24"/>
           <w:szCs w:val="24"/>
         </w:rPr>
-        <w:t xml:space="preserve">. Введение команды </w:t>
-      </w:r>
-      <w:proofErr w:type="spellStart"/>
-      <w:r>
-        <w:rPr>
-          <w:rFonts w:ascii="Times New Roman" w:hAnsi="Times New Roman" w:cs="Times New Roman"/>
-          <w:i w:val="0"/>
-          <w:iCs w:val="0"/>
-          <w:color w:val="000000" w:themeColor="text1"/>
-          <w:sz w:val="24"/>
-          <w:szCs w:val="24"/>
-        </w:rPr>
-        <w:t>show</w:t>
-      </w:r>
-      <w:proofErr w:type="spellEnd"/>
-      <w:r>
-        <w:rPr>
-          <w:rFonts w:ascii="Times New Roman" w:hAnsi="Times New Roman" w:cs="Times New Roman"/>
-          <w:i w:val="0"/>
-          <w:iCs w:val="0"/>
-          <w:color w:val="000000" w:themeColor="text1"/>
-          <w:sz w:val="24"/>
-          <w:szCs w:val="24"/>
-        </w:rPr>
-        <w:t xml:space="preserve"> </w:t>
-      </w:r>
-      <w:proofErr w:type="spellStart"/>
-      <w:r>
-        <w:rPr>
-          <w:rFonts w:ascii="Times New Roman" w:hAnsi="Times New Roman" w:cs="Times New Roman"/>
-          <w:i w:val="0"/>
-          <w:iCs w:val="0"/>
-          <w:color w:val="000000" w:themeColor="text1"/>
-          <w:sz w:val="24"/>
-          <w:szCs w:val="24"/>
-        </w:rPr>
-        <w:t>running-config</w:t>
-      </w:r>
-      <w:proofErr w:type="spellEnd"/>
+        <w:t>. Введение команды show running-config</w:t>
+      </w:r>
     </w:p>
     <w:p>
       <w:pPr>
@@ -1429,62 +1280,8 @@
           <w:szCs w:val="24"/>
           <w:lang w:val="en-US"/>
         </w:rPr>
-        <w:t xml:space="preserve"> copy </w:t>
-      </w:r>
-      <w:proofErr w:type="spellStart"/>
-      <w:r>
-        <w:rPr>
-          <w:rFonts w:ascii="Times New Roman" w:hAnsi="Times New Roman" w:cs="Times New Roman"/>
-          <w:i w:val="0"/>
-          <w:iCs w:val="0"/>
-          <w:color w:val="000000" w:themeColor="text1"/>
-          <w:sz w:val="24"/>
-          <w:szCs w:val="24"/>
-          <w:lang w:val="en-US"/>
-        </w:rPr>
-        <w:t>system:default-config</w:t>
-      </w:r>
-      <w:proofErr w:type="spellEnd"/>
-      <w:r>
-        <w:rPr>
-          <w:rFonts w:ascii="Times New Roman" w:hAnsi="Times New Roman" w:cs="Times New Roman"/>
-          <w:i w:val="0"/>
-          <w:iCs w:val="0"/>
-          <w:color w:val="000000" w:themeColor="text1"/>
-          <w:sz w:val="24"/>
-          <w:szCs w:val="24"/>
-          <w:lang w:val="en-US"/>
-        </w:rPr>
-        <w:t xml:space="preserve"> </w:t>
-      </w:r>
-      <w:proofErr w:type="spellStart"/>
-      <w:proofErr w:type="gramStart"/>
-      <w:r>
-        <w:rPr>
-          <w:rFonts w:ascii="Times New Roman" w:hAnsi="Times New Roman" w:cs="Times New Roman"/>
-          <w:i w:val="0"/>
-          <w:iCs w:val="0"/>
-          <w:color w:val="000000" w:themeColor="text1"/>
-          <w:sz w:val="24"/>
-          <w:szCs w:val="24"/>
-          <w:lang w:val="en-US"/>
-        </w:rPr>
-        <w:t>system:candidate</w:t>
-      </w:r>
-      <w:proofErr w:type="gramEnd"/>
-      <w:r>
-        <w:rPr>
-          <w:rFonts w:ascii="Times New Roman" w:hAnsi="Times New Roman" w:cs="Times New Roman"/>
-          <w:i w:val="0"/>
-          <w:iCs w:val="0"/>
-          <w:color w:val="000000" w:themeColor="text1"/>
-          <w:sz w:val="24"/>
-          <w:szCs w:val="24"/>
-          <w:lang w:val="en-US"/>
-        </w:rPr>
-        <w:t>-config</w:t>
-      </w:r>
-      <w:proofErr w:type="spellEnd"/>
+        <w:t xml:space="preserve"> copy system:default-config system:candidate-config</w:t>
+      </w:r>
     </w:p>
     <w:p>
       <w:pPr>
@@ -1811,45 +1608,8 @@
           <w:sz w:val="24"/>
           <w:szCs w:val="24"/>
         </w:rPr>
-        <w:t xml:space="preserve">. Ввод команды </w:t>
-      </w:r>
-      <w:proofErr w:type="spellStart"/>
-      <w:r>
-        <w:rPr>
-          <w:rFonts w:ascii="Times New Roman" w:hAnsi="Times New Roman" w:cs="Times New Roman"/>
-          <w:i w:val="0"/>
-          <w:iCs w:val="0"/>
-          <w:color w:val="000000" w:themeColor="text1"/>
-          <w:sz w:val="24"/>
-          <w:szCs w:val="24"/>
-        </w:rPr>
-        <w:t>reload</w:t>
-      </w:r>
-      <w:proofErr w:type="spellEnd"/>
-      <w:r>
-        <w:rPr>
-          <w:rFonts w:ascii="Times New Roman" w:hAnsi="Times New Roman" w:cs="Times New Roman"/>
-          <w:i w:val="0"/>
-          <w:iCs w:val="0"/>
-          <w:color w:val="000000" w:themeColor="text1"/>
-          <w:sz w:val="24"/>
-          <w:szCs w:val="24"/>
-        </w:rPr>
-        <w:t xml:space="preserve"> </w:t>
-      </w:r>
-      <w:proofErr w:type="spellStart"/>
-      <w:r>
-        <w:rPr>
-          <w:rFonts w:ascii="Times New Roman" w:hAnsi="Times New Roman" w:cs="Times New Roman"/>
-          <w:i w:val="0"/>
-          <w:iCs w:val="0"/>
-          <w:color w:val="000000" w:themeColor="text1"/>
-          <w:sz w:val="24"/>
-          <w:szCs w:val="24"/>
-        </w:rPr>
-        <w:t>system</w:t>
-      </w:r>
-      <w:proofErr w:type="spellEnd"/>
+        <w:t>. Ввод команды reload system</w:t>
+      </w:r>
     </w:p>
     <w:p>
       <w:pPr>
@@ -2194,21 +1954,8 @@
           <w:sz w:val="24"/>
           <w:szCs w:val="24"/>
         </w:rPr>
-        <w:t xml:space="preserve">. Ввод команды </w:t>
-      </w:r>
-      <w:proofErr w:type="spellStart"/>
-      <w:r>
-        <w:rPr>
-          <w:rFonts w:ascii="Times New Roman" w:hAnsi="Times New Roman" w:cs="Times New Roman"/>
-          <w:i w:val="0"/>
-          <w:iCs w:val="0"/>
-          <w:color w:val="000000" w:themeColor="text1"/>
-          <w:sz w:val="24"/>
-          <w:szCs w:val="24"/>
-        </w:rPr>
-        <w:t>configure</w:t>
-      </w:r>
-      <w:proofErr w:type="spellEnd"/>
+        <w:t>. Ввод команды configure</w:t>
+      </w:r>
     </w:p>
     <w:p>
       <w:pPr>
@@ -2845,10 +2592,10 @@
       <w:r>
         <w:lastRenderedPageBreak/>
         <w:drawing>
-          <wp:inline distT="0" distB="0" distL="0" distR="0" wp14:anchorId="7D714B93" wp14:editId="2BE1154B">
-            <wp:extent cx="5940425" cy="4091940"/>
-            <wp:effectExtent l="0" t="0" r="3175" b="3810"/>
-            <wp:docPr id="13" name="Рисунок 13"/>
+          <wp:inline distT="0" distB="0" distL="0" distR="0" wp14:anchorId="04C1084B" wp14:editId="6418EA29">
+            <wp:extent cx="5940425" cy="1637030"/>
+            <wp:effectExtent l="0" t="0" r="3175" b="1270"/>
+            <wp:docPr id="12" name="Рисунок 12"/>
             <wp:cNvGraphicFramePr>
               <a:graphicFrameLocks xmlns:a="http://schemas.openxmlformats.org/drawingml/2006/main" noChangeAspect="1"/>
             </wp:cNvGraphicFramePr>
@@ -2860,7 +2607,7 @@
                     <pic:cNvPicPr/>
                   </pic:nvPicPr>
                   <pic:blipFill>
-                    <a:blip r:embed="rId5"/>
+                    <a:blip r:embed="rId16"/>
                     <a:stretch>
                       <a:fillRect/>
                     </a:stretch>
@@ -2868,7 +2615,7 @@
                   <pic:spPr>
                     <a:xfrm>
                       <a:off x="0" y="0"/>
-                      <a:ext cx="5940425" cy="4091940"/>
+                      <a:ext cx="5940425" cy="1637030"/>
                     </a:xfrm>
                     <a:prstGeom prst="rect">
                       <a:avLst/>
@@ -2879,6 +2626,48 @@
             </a:graphic>
           </wp:inline>
         </w:drawing>
+      </w:r>
+    </w:p>
+    <w:p>
+      <w:r>
+        <w:drawing>
+          <wp:inline distT="0" distB="0" distL="0" distR="0" wp14:anchorId="12A7B5E4" wp14:editId="65B0A3A4">
+            <wp:extent cx="5940425" cy="1884045"/>
+            <wp:effectExtent l="0" t="0" r="3175" b="1905"/>
+            <wp:docPr id="14" name="Рисунок 14"/>
+            <wp:cNvGraphicFramePr>
+              <a:graphicFrameLocks xmlns:a="http://schemas.openxmlformats.org/drawingml/2006/main" noChangeAspect="1"/>
+            </wp:cNvGraphicFramePr>
+            <a:graphic xmlns:a="http://schemas.openxmlformats.org/drawingml/2006/main">
+              <a:graphicData uri="http://schemas.openxmlformats.org/drawingml/2006/picture">
+                <pic:pic xmlns:pic="http://schemas.openxmlformats.org/drawingml/2006/picture">
+                  <pic:nvPicPr>
+                    <pic:cNvPr id="1" name=""/>
+                    <pic:cNvPicPr/>
+                  </pic:nvPicPr>
+                  <pic:blipFill>
+                    <a:blip r:embed="rId17"/>
+                    <a:stretch>
+                      <a:fillRect/>
+                    </a:stretch>
+                  </pic:blipFill>
+                  <pic:spPr>
+                    <a:xfrm>
+                      <a:off x="0" y="0"/>
+                      <a:ext cx="5940425" cy="1884045"/>
+                    </a:xfrm>
+                    <a:prstGeom prst="rect">
+                      <a:avLst/>
+                    </a:prstGeom>
+                  </pic:spPr>
+                </pic:pic>
+              </a:graphicData>
+            </a:graphic>
+          </wp:inline>
+        </w:drawing>
+      </w:r>
+      <w:r>
+        <w:br/>
       </w:r>
     </w:p>
     <w:p/>
